--- a/Module_2_Oct_2026_v2/Module2_exercise_plan.docx
+++ b/Module_2_Oct_2026_v2/Module2_exercise_plan.docx
@@ -1238,7 +1238,7 @@
           <w:sz w:val="18"/>
           <w:szCs w:val="18"/>
         </w:rPr>
-        <w:t xml:space="preserve">[PLACEHOLDER] </w:t>
+        <w:t xml:space="preserve"/>
       </w:r>
       <w:r>
         <w:rPr>
@@ -1248,7 +1248,7 @@
           <w:sz w:val="18"/>
           <w:szCs w:val="18"/>
         </w:rPr>
-        <w:t>Exercises to be added once this session is drafted.</w:t>
+        <w:t>Four exercises. (1) Sign-off vote at the opening and again at the close — Menti, three options, so the two votes can be compared. (2) Sort strong from weak questions — eight candidate questions the room marks S or W, then the reveal explains why; no tech needed. (3) The clinic itself — groups of four interrogate the trainer, who plays the evaluator, using the printed QA checklist. (4) AI question list, then compare it with the room's own — one device per group. The QA checklist handout is built and ready to print: Module_2_Oct_2026_v2/Oct14_session3_qa_checklist.qmd renders to docx with all twenty questions in four areas, and the same source drives the deck.</w:t>
       </w:r>
     </w:p>
     <w:tbl>
@@ -6612,7 +6612,7 @@
           <w:sz w:val="18"/>
           <w:szCs w:val="18"/>
         </w:rPr>
-        <w:t xml:space="preserve">[PLACEHOLDER] </w:t>
+        <w:t xml:space="preserve"/>
       </w:r>
       <w:r>
         <w:rPr>
@@ -6622,7 +6622,7 @@
           <w:sz w:val="18"/>
           <w:szCs w:val="18"/>
         </w:rPr>
-        <w:t>Exercises to be added once this session is drafted.</w:t>
+        <w:t>Four exercises. (1) Sign-off vote at the opening and again at the close — Menti, three options, so the two votes can be compared. (2) Sort strong from weak questions — eight candidate questions the room marks S or W, then the reveal explains why; no tech needed. (3) The clinic itself — groups of four interrogate the trainer, who plays the evaluator, using the printed QA checklist. (4) AI question list, then compare it with the room's own — one device per group. The QA checklist handout is built and ready to print: Module_2_Oct_2026_v2/Oct14_session3_qa_checklist.qmd renders to docx with all twenty questions in four areas, and the same source drives the deck.</w:t>
       </w:r>
     </w:p>
     <w:tbl>
@@ -7168,7 +7168,7 @@
           <w:sz w:val="18"/>
           <w:szCs w:val="18"/>
         </w:rPr>
-        <w:t xml:space="preserve">[PLACEHOLDER] </w:t>
+        <w:t xml:space="preserve"/>
       </w:r>
       <w:r>
         <w:rPr>
@@ -7178,7 +7178,7 @@
           <w:sz w:val="18"/>
           <w:szCs w:val="18"/>
         </w:rPr>
-        <w:t>Exercises to be added once this session is drafted.</w:t>
+        <w:t>Four exercises. (1) Sign-off vote at the opening and again at the close — Menti, three options, so the two votes can be compared. (2) Sort strong from weak questions — eight candidate questions the room marks S or W, then the reveal explains why; no tech needed. (3) The clinic itself — groups of four interrogate the trainer, who plays the evaluator, using the printed QA checklist. (4) AI question list, then compare it with the room's own — one device per group. The QA checklist handout is built and ready to print: Module_2_Oct_2026_v2/Oct14_session3_qa_checklist.qmd renders to docx with all twenty questions in four areas, and the same source drives the deck.</w:t>
       </w:r>
     </w:p>
     <w:tbl>
@@ -7724,7 +7724,7 @@
           <w:sz w:val="18"/>
           <w:szCs w:val="18"/>
         </w:rPr>
-        <w:t xml:space="preserve">[PLACEHOLDER] </w:t>
+        <w:t xml:space="preserve"/>
       </w:r>
       <w:r>
         <w:rPr>
@@ -7734,7 +7734,7 @@
           <w:sz w:val="18"/>
           <w:szCs w:val="18"/>
         </w:rPr>
-        <w:t>Exercises to be added once this session is drafted.</w:t>
+        <w:t>Four exercises. (1) Sign-off vote at the opening and again at the close — Menti, three options, so the two votes can be compared. (2) Sort strong from weak questions — eight candidate questions the room marks S or W, then the reveal explains why; no tech needed. (3) The clinic itself — groups of four interrogate the trainer, who plays the evaluator, using the printed QA checklist. (4) AI question list, then compare it with the room's own — one device per group. The QA checklist handout is built and ready to print: Module_2_Oct_2026_v2/Oct14_session3_qa_checklist.qmd renders to docx with all twenty questions in four areas, and the same source drives the deck.</w:t>
       </w:r>
     </w:p>
     <w:tbl>
@@ -8280,7 +8280,7 @@
           <w:sz w:val="18"/>
           <w:szCs w:val="18"/>
         </w:rPr>
-        <w:t xml:space="preserve">[PLACEHOLDER] </w:t>
+        <w:t xml:space="preserve"/>
       </w:r>
       <w:r>
         <w:rPr>
@@ -8290,7 +8290,7 @@
           <w:sz w:val="18"/>
           <w:szCs w:val="18"/>
         </w:rPr>
-        <w:t>Exercises to be added once this session is drafted.</w:t>
+        <w:t>Four exercises. (1) Sign-off vote at the opening and again at the close — Menti, three options, so the two votes can be compared. (2) Sort strong from weak questions — eight candidate questions the room marks S or W, then the reveal explains why; no tech needed. (3) The clinic itself — groups of four interrogate the trainer, who plays the evaluator, using the printed QA checklist. (4) AI question list, then compare it with the room's own — one device per group. The QA checklist handout is built and ready to print: Module_2_Oct_2026_v2/Oct14_session3_qa_checklist.qmd renders to docx with all twenty questions in four areas, and the same source drives the deck.</w:t>
       </w:r>
     </w:p>
     <w:tbl>
@@ -8836,7 +8836,7 @@
           <w:sz w:val="18"/>
           <w:szCs w:val="18"/>
         </w:rPr>
-        <w:t xml:space="preserve">[PLACEHOLDER] </w:t>
+        <w:t xml:space="preserve"/>
       </w:r>
       <w:r>
         <w:rPr>
@@ -8846,7 +8846,7 @@
           <w:sz w:val="18"/>
           <w:szCs w:val="18"/>
         </w:rPr>
-        <w:t>Exercises to be added once this session is drafted.</w:t>
+        <w:t>Four exercises. (1) Sign-off vote at the opening and again at the close — Menti, three options, so the two votes can be compared. (2) Sort strong from weak questions — eight candidate questions the room marks S or W, then the reveal explains why; no tech needed. (3) The clinic itself — groups of four interrogate the trainer, who plays the evaluator, using the printed QA checklist. (4) AI question list, then compare it with the room's own — one device per group. The QA checklist handout is built and ready to print: Module_2_Oct_2026_v2/Oct14_session3_qa_checklist.qmd renders to docx with all twenty questions in four areas, and the same source drives the deck.</w:t>
       </w:r>
     </w:p>
     <w:tbl>
@@ -9393,7 +9393,7 @@
           <w:sz w:val="18"/>
           <w:szCs w:val="18"/>
         </w:rPr>
-        <w:t xml:space="preserve">[PLACEHOLDER] </w:t>
+        <w:t xml:space="preserve"/>
       </w:r>
       <w:r>
         <w:rPr>
@@ -9403,7 +9403,7 @@
           <w:sz w:val="18"/>
           <w:szCs w:val="18"/>
         </w:rPr>
-        <w:t>Exercises to be added once this session is drafted.</w:t>
+        <w:t>Four exercises. (1) Sign-off vote at the opening and again at the close — Menti, three options, so the two votes can be compared. (2) Sort strong from weak questions — eight candidate questions the room marks S or W, then the reveal explains why; no tech needed. (3) The clinic itself — groups of four interrogate the trainer, who plays the evaluator, using the printed QA checklist. (4) AI question list, then compare it with the room's own — one device per group. The QA checklist handout is built and ready to print: Module_2_Oct_2026_v2/Oct14_session3_qa_checklist.qmd renders to docx with all twenty questions in four areas, and the same source drives the deck.</w:t>
       </w:r>
     </w:p>
     <w:tbl>
@@ -9936,6 +9936,30 @@
     </w:sectPr>
   </w:body>
 </w:document>
+</file>
+
+<file path=word/comments.xml><?xml version="1.0" encoding="utf-8"?>
+<w:comments xmlns:wpc="http://schemas.microsoft.com/office/word/2010/wordprocessingCanvas" xmlns:mo="http://schemas.microsoft.com/office/mac/office/2008/main" xmlns:mc="http://schemas.openxmlformats.org/markup-compatibility/2006" xmlns:mv="urn:schemas-microsoft-com:mac:vml" xmlns:o="urn:schemas-microsoft-com:office:office" xmlns:r="http://schemas.openxmlformats.org/officeDocument/2006/relationships" xmlns:m="http://schemas.openxmlformats.org/officeDocument/2006/math" xmlns:v="urn:schemas-microsoft-com:vml" xmlns:wp14="http://schemas.microsoft.com/office/word/2010/wordprocessingDrawing" xmlns:wp="http://schemas.openxmlformats.org/drawingml/2006/wordprocessingDrawing" xmlns:w10="urn:schemas-microsoft-com:office:word" xmlns:w="http://schemas.openxmlformats.org/wordprocessingml/2006/main" xmlns:w14="http://schemas.microsoft.com/office/word/2010/wordml" xmlns:wpg="http://schemas.microsoft.com/office/word/2010/wordprocessingGroup" xmlns:wpi="http://schemas.microsoft.com/office/word/2010/wordprocessingInk" xmlns:wne="http://schemas.microsoft.com/office/word/2006/wordml" xmlns:wps="http://schemas.microsoft.com/office/word/2010/wordprocessingShape" mc:Ignorable="w14 wp14">
+</w:comments>
+</file>
+
+<file path=word/footnotes.xml><?xml version="1.0" encoding="utf-8"?>
+<w:footnotes xmlns:wpc="http://schemas.microsoft.com/office/word/2010/wordprocessingCanvas" xmlns:mo="http://schemas.microsoft.com/office/mac/office/2008/main" xmlns:mc="http://schemas.openxmlformats.org/markup-compatibility/2006" xmlns:mv="urn:schemas-microsoft-com:mac:vml" xmlns:o="urn:schemas-microsoft-com:office:office" xmlns:r="http://schemas.openxmlformats.org/officeDocument/2006/relationships" xmlns:m="http://schemas.openxmlformats.org/officeDocument/2006/math" xmlns:v="urn:schemas-microsoft-com:vml" xmlns:wp14="http://schemas.microsoft.com/office/word/2010/wordprocessingDrawing" xmlns:wp="http://schemas.openxmlformats.org/drawingml/2006/wordprocessingDrawing" xmlns:w10="urn:schemas-microsoft-com:office:word" xmlns:w="http://schemas.openxmlformats.org/wordprocessingml/2006/main" xmlns:w14="http://schemas.microsoft.com/office/word/2010/wordml" xmlns:wpg="http://schemas.microsoft.com/office/word/2010/wordprocessingGroup" xmlns:wpi="http://schemas.microsoft.com/office/word/2010/wordprocessingInk" xmlns:wne="http://schemas.microsoft.com/office/word/2006/wordml" xmlns:wps="http://schemas.microsoft.com/office/word/2010/wordprocessingShape" mc:Ignorable="w14 wp14">
+  <w:footnote w:type="separator" w:id="-1">
+    <w:p>
+      <w:r>
+        <w:separator/>
+      </w:r>
+    </w:p>
+  </w:footnote>
+  <w:footnote w:type="continuationSeparator" w:id="0">
+    <w:p>
+      <w:r>
+        <w:continuationSeparator/>
+      </w:r>
+    </w:p>
+  </w:footnote>
+</w:footnotes>
 </file>
 
 <file path=word/numbering.xml><?xml version="1.0" encoding="utf-8"?>

--- a/Module_2_Oct_2026_v2/Module2_exercise_plan.docx
+++ b/Module_2_Oct_2026_v2/Module2_exercise_plan.docx
@@ -1238,7 +1238,7 @@
           <w:sz w:val="18"/>
           <w:szCs w:val="18"/>
         </w:rPr>
-        <w:t xml:space="preserve"/>
+        <w:t xml:space="preserve">[PLACEHOLDER] </w:t>
       </w:r>
       <w:r>
         <w:rPr>
@@ -1248,7 +1248,7 @@
           <w:sz w:val="18"/>
           <w:szCs w:val="18"/>
         </w:rPr>
-        <w:t>Four exercises. (1) Sign-off vote at the opening and again at the close — Menti, three options, so the two votes can be compared. (2) Sort strong from weak questions — eight candidate questions the room marks S or W, then the reveal explains why; no tech needed. (3) The clinic itself — groups of four interrogate the trainer, who plays the evaluator, using the printed QA checklist. (4) AI question list, then compare it with the room's own — one device per group. The QA checklist handout is built and ready to print: Module_2_Oct_2026_v2/Oct14_session3_qa_checklist.qmd renders to docx with all twenty questions in four areas, and the same source drives the deck.</w:t>
+        <w:t>Exercises to be added once this session is drafted.</w:t>
       </w:r>
     </w:p>
     <w:tbl>
@@ -6612,7 +6612,7 @@
           <w:sz w:val="18"/>
           <w:szCs w:val="18"/>
         </w:rPr>
-        <w:t xml:space="preserve"/>
+        <w:t xml:space="preserve">[PLACEHOLDER] </w:t>
       </w:r>
       <w:r>
         <w:rPr>
@@ -6622,7 +6622,7 @@
           <w:sz w:val="18"/>
           <w:szCs w:val="18"/>
         </w:rPr>
-        <w:t>Four exercises. (1) Sign-off vote at the opening and again at the close — Menti, three options, so the two votes can be compared. (2) Sort strong from weak questions — eight candidate questions the room marks S or W, then the reveal explains why; no tech needed. (3) The clinic itself — groups of four interrogate the trainer, who plays the evaluator, using the printed QA checklist. (4) AI question list, then compare it with the room's own — one device per group. The QA checklist handout is built and ready to print: Module_2_Oct_2026_v2/Oct14_session3_qa_checklist.qmd renders to docx with all twenty questions in four areas, and the same source drives the deck.</w:t>
+        <w:t>Exercises to be added once this session is drafted.</w:t>
       </w:r>
     </w:p>
     <w:tbl>
@@ -7168,7 +7168,7 @@
           <w:sz w:val="18"/>
           <w:szCs w:val="18"/>
         </w:rPr>
-        <w:t xml:space="preserve"/>
+        <w:t xml:space="preserve">[PLACEHOLDER] </w:t>
       </w:r>
       <w:r>
         <w:rPr>
@@ -7178,7 +7178,7 @@
           <w:sz w:val="18"/>
           <w:szCs w:val="18"/>
         </w:rPr>
-        <w:t>Four exercises. (1) Sign-off vote at the opening and again at the close — Menti, three options, so the two votes can be compared. (2) Sort strong from weak questions — eight candidate questions the room marks S or W, then the reveal explains why; no tech needed. (3) The clinic itself — groups of four interrogate the trainer, who plays the evaluator, using the printed QA checklist. (4) AI question list, then compare it with the room's own — one device per group. The QA checklist handout is built and ready to print: Module_2_Oct_2026_v2/Oct14_session3_qa_checklist.qmd renders to docx with all twenty questions in four areas, and the same source drives the deck.</w:t>
+        <w:t>Exercises to be added once this session is drafted.</w:t>
       </w:r>
     </w:p>
     <w:tbl>
@@ -8280,7 +8280,7 @@
           <w:sz w:val="18"/>
           <w:szCs w:val="18"/>
         </w:rPr>
-        <w:t xml:space="preserve"/>
+        <w:t xml:space="preserve">[PLACEHOLDER] </w:t>
       </w:r>
       <w:r>
         <w:rPr>
@@ -8290,7 +8290,7 @@
           <w:sz w:val="18"/>
           <w:szCs w:val="18"/>
         </w:rPr>
-        <w:t>Four exercises. (1) Sign-off vote at the opening and again at the close — Menti, three options, so the two votes can be compared. (2) Sort strong from weak questions — eight candidate questions the room marks S or W, then the reveal explains why; no tech needed. (3) The clinic itself — groups of four interrogate the trainer, who plays the evaluator, using the printed QA checklist. (4) AI question list, then compare it with the room's own — one device per group. The QA checklist handout is built and ready to print: Module_2_Oct_2026_v2/Oct14_session3_qa_checklist.qmd renders to docx with all twenty questions in four areas, and the same source drives the deck.</w:t>
+        <w:t>Exercises to be added once this session is drafted.</w:t>
       </w:r>
     </w:p>
     <w:tbl>
@@ -8836,7 +8836,7 @@
           <w:sz w:val="18"/>
           <w:szCs w:val="18"/>
         </w:rPr>
-        <w:t xml:space="preserve"/>
+        <w:t xml:space="preserve">[PLACEHOLDER] </w:t>
       </w:r>
       <w:r>
         <w:rPr>
@@ -8846,7 +8846,7 @@
           <w:sz w:val="18"/>
           <w:szCs w:val="18"/>
         </w:rPr>
-        <w:t>Four exercises. (1) Sign-off vote at the opening and again at the close — Menti, three options, so the two votes can be compared. (2) Sort strong from weak questions — eight candidate questions the room marks S or W, then the reveal explains why; no tech needed. (3) The clinic itself — groups of four interrogate the trainer, who plays the evaluator, using the printed QA checklist. (4) AI question list, then compare it with the room's own — one device per group. The QA checklist handout is built and ready to print: Module_2_Oct_2026_v2/Oct14_session3_qa_checklist.qmd renders to docx with all twenty questions in four areas, and the same source drives the deck.</w:t>
+        <w:t>Exercises to be added once this session is drafted.</w:t>
       </w:r>
     </w:p>
     <w:tbl>
@@ -9393,7 +9393,7 @@
           <w:sz w:val="18"/>
           <w:szCs w:val="18"/>
         </w:rPr>
-        <w:t xml:space="preserve"/>
+        <w:t xml:space="preserve">[PLACEHOLDER] </w:t>
       </w:r>
       <w:r>
         <w:rPr>
@@ -9403,7 +9403,7 @@
           <w:sz w:val="18"/>
           <w:szCs w:val="18"/>
         </w:rPr>
-        <w:t>Four exercises. (1) Sign-off vote at the opening and again at the close — Menti, three options, so the two votes can be compared. (2) Sort strong from weak questions — eight candidate questions the room marks S or W, then the reveal explains why; no tech needed. (3) The clinic itself — groups of four interrogate the trainer, who plays the evaluator, using the printed QA checklist. (4) AI question list, then compare it with the room's own — one device per group. The QA checklist handout is built and ready to print: Module_2_Oct_2026_v2/Oct14_session3_qa_checklist.qmd renders to docx with all twenty questions in four areas, and the same source drives the deck.</w:t>
+        <w:t>Exercises to be added once this session is drafted.</w:t>
       </w:r>
     </w:p>
     <w:tbl>
@@ -9936,30 +9936,6 @@
     </w:sectPr>
   </w:body>
 </w:document>
-</file>
-
-<file path=word/comments.xml><?xml version="1.0" encoding="utf-8"?>
-<w:comments xmlns:wpc="http://schemas.microsoft.com/office/word/2010/wordprocessingCanvas" xmlns:mo="http://schemas.microsoft.com/office/mac/office/2008/main" xmlns:mc="http://schemas.openxmlformats.org/markup-compatibility/2006" xmlns:mv="urn:schemas-microsoft-com:mac:vml" xmlns:o="urn:schemas-microsoft-com:office:office" xmlns:r="http://schemas.openxmlformats.org/officeDocument/2006/relationships" xmlns:m="http://schemas.openxmlformats.org/officeDocument/2006/math" xmlns:v="urn:schemas-microsoft-com:vml" xmlns:wp14="http://schemas.microsoft.com/office/word/2010/wordprocessingDrawing" xmlns:wp="http://schemas.openxmlformats.org/drawingml/2006/wordprocessingDrawing" xmlns:w10="urn:schemas-microsoft-com:office:word" xmlns:w="http://schemas.openxmlformats.org/wordprocessingml/2006/main" xmlns:w14="http://schemas.microsoft.com/office/word/2010/wordml" xmlns:wpg="http://schemas.microsoft.com/office/word/2010/wordprocessingGroup" xmlns:wpi="http://schemas.microsoft.com/office/word/2010/wordprocessingInk" xmlns:wne="http://schemas.microsoft.com/office/word/2006/wordml" xmlns:wps="http://schemas.microsoft.com/office/word/2010/wordprocessingShape" mc:Ignorable="w14 wp14">
-</w:comments>
-</file>
-
-<file path=word/footnotes.xml><?xml version="1.0" encoding="utf-8"?>
-<w:footnotes xmlns:wpc="http://schemas.microsoft.com/office/word/2010/wordprocessingCanvas" xmlns:mo="http://schemas.microsoft.com/office/mac/office/2008/main" xmlns:mc="http://schemas.openxmlformats.org/markup-compatibility/2006" xmlns:mv="urn:schemas-microsoft-com:mac:vml" xmlns:o="urn:schemas-microsoft-com:office:office" xmlns:r="http://schemas.openxmlformats.org/officeDocument/2006/relationships" xmlns:m="http://schemas.openxmlformats.org/officeDocument/2006/math" xmlns:v="urn:schemas-microsoft-com:vml" xmlns:wp14="http://schemas.microsoft.com/office/word/2010/wordprocessingDrawing" xmlns:wp="http://schemas.openxmlformats.org/drawingml/2006/wordprocessingDrawing" xmlns:w10="urn:schemas-microsoft-com:office:word" xmlns:w="http://schemas.openxmlformats.org/wordprocessingml/2006/main" xmlns:w14="http://schemas.microsoft.com/office/word/2010/wordml" xmlns:wpg="http://schemas.microsoft.com/office/word/2010/wordprocessingGroup" xmlns:wpi="http://schemas.microsoft.com/office/word/2010/wordprocessingInk" xmlns:wne="http://schemas.microsoft.com/office/word/2006/wordml" xmlns:wps="http://schemas.microsoft.com/office/word/2010/wordprocessingShape" mc:Ignorable="w14 wp14">
-  <w:footnote w:type="separator" w:id="-1">
-    <w:p>
-      <w:r>
-        <w:separator/>
-      </w:r>
-    </w:p>
-  </w:footnote>
-  <w:footnote w:type="continuationSeparator" w:id="0">
-    <w:p>
-      <w:r>
-        <w:continuationSeparator/>
-      </w:r>
-    </w:p>
-  </w:footnote>
-</w:footnotes>
 </file>
 
 <file path=word/numbering.xml><?xml version="1.0" encoding="utf-8"?>

--- a/Module_2_Oct_2026_v2/Module2_exercise_plan.docx
+++ b/Module_2_Oct_2026_v2/Module2_exercise_plan.docx
@@ -8280,7 +8280,7 @@
           <w:sz w:val="18"/>
           <w:szCs w:val="18"/>
         </w:rPr>
-        <w:t xml:space="preserve">[PLACEHOLDER] </w:t>
+        <w:t xml:space="preserve"/>
       </w:r>
       <w:r>
         <w:rPr>
@@ -8290,7 +8290,7 @@
           <w:sz w:val="18"/>
           <w:szCs w:val="18"/>
         </w:rPr>
-        <w:t>Exercises to be added once this session is drafted.</w:t>
+        <w:t>Four exercises. (1) Sign-off vote before reading and again at the close — Menti, three options, so the two votes can be compared. (2) Rate the executive summary alone, five minutes, working individually before any group discussion. (3) Rate the remaining five sections on the printed rating sheet, one colour plus the reason that decided it; groups then defend their colours. (4) AI credibility verdict, then compare it with the group's own — one device per group. Materials built and ready to print: Oct15_session1_report.qmd renders to docx as the fictitious report the room rates, and Oct15_session1_rating_sheet.qmd renders to docx as the rating sheet. Both are generated from qa_rating.R, which also drives the deck's reveal slides.</w:t>
       </w:r>
     </w:p>
     <w:tbl>

--- a/Module_2_Oct_2026_v2/Module2_exercise_plan.docx
+++ b/Module_2_Oct_2026_v2/Module2_exercise_plan.docx
@@ -8836,7 +8836,7 @@
           <w:sz w:val="18"/>
           <w:szCs w:val="18"/>
         </w:rPr>
-        <w:t xml:space="preserve">[PLACEHOLDER] </w:t>
+        <w:t xml:space="preserve"/>
       </w:r>
       <w:r>
         <w:rPr>
@@ -8846,7 +8846,7 @@
           <w:sz w:val="18"/>
           <w:szCs w:val="18"/>
         </w:rPr>
-        <w:t>Exercises to be added once this session is drafted.</w:t>
+        <w:t>Four exercises. (1) Commitment vote on whether to recommend rollout, before the findings are read, and again before writing — Menti, three options. (2) Read the six Tariff Shield findings and mark each one for what it can and cannot bear. (3) Write the brief: four elements on the printed template, one side of A4, in pairs. (4) Swap and critique using the six checks on the closing slides. AI Snapshot: have AI draft the brief, then edit it as a team; the planted failures are that it never mentions the 900 AED threshold, calls a non-significant estimate a benefit, and omits the cost overrun. Materials built and ready to print: Oct15_session2_findings.qmd and Oct15_session2_brief_template.qmd, both rendered to docx and both generated from qa_translation.R, which also drives the deck.</w:t>
       </w:r>
     </w:p>
     <w:tbl>
@@ -9393,7 +9393,7 @@
           <w:sz w:val="18"/>
           <w:szCs w:val="18"/>
         </w:rPr>
-        <w:t xml:space="preserve">[PLACEHOLDER] </w:t>
+        <w:t xml:space="preserve"/>
       </w:r>
       <w:r>
         <w:rPr>
@@ -9403,7 +9403,7 @@
           <w:sz w:val="18"/>
           <w:szCs w:val="18"/>
         </w:rPr>
-        <w:t>Exercises to be added once this session is drafted.</w:t>
+        <w:t>Three exercises, run as team working time followed by a pitch. (1) Part 1 of the template: write the current design against Module 1's eight conditions. Twenty minutes. (2) Part 2: the four additions — results presentation plan, cost-benefit framework, visualisation sketch, evidence translation plan. Thirty minutes. (3) Five-minute pitch per team using the timed structure on the slides, then three minutes of room feedback in a fixed order. No AI Snapshot in this session. Material built and ready to print: Oct15_session3_design_template.qmd renders to docx as the Evaluation Design Update template, generated from qa_design_update.R. The template recaps Module 1's eight conditions, so teams can complete it even without the Module 1 document to hand.</w:t>
       </w:r>
     </w:p>
     <w:tbl>

--- a/Module_2_Oct_2026_v2/Module2_exercise_plan.docx
+++ b/Module_2_Oct_2026_v2/Module2_exercise_plan.docx
@@ -1683,6 +1683,100 @@
             </w:pPr>
             <w:r>
               <w:t xml:space="preserve">Menti quiz to build</w:t>
+            </w:r>
+          </w:p>
+        </w:tc>
+      </w:tr>
+      <w:tr>
+        <w:tc>
+          <w:tcPr/>
+          <w:p>
+            <w:pPr>
+              <w:pStyle w:val="Compact"/>
+              <w:jc w:val="left"/>
+            </w:pPr>
+            <w:r>
+              <w:t>“Would you scale it?” decision vote</w:t>
+            </w:r>
+            <w:r/>
+            <w:r/>
+            <w:r/>
+            <w:r/>
+          </w:p>
+        </w:tc>
+        <w:tc>
+          <w:tcPr/>
+          <w:p>
+            <w:pPr>
+              <w:pStyle w:val="Compact"/>
+              <w:jc w:val="left"/>
+            </w:pPr>
+            <w:r>
+              <w:t>~0:52 · Section 4, “Would you scale it?” (right after “Does it clear the rule?”)</w:t>
+            </w:r>
+            <w:r/>
+            <w:r/>
+            <w:r/>
+            <w:r/>
+          </w:p>
+        </w:tc>
+        <w:tc>
+          <w:tcPr/>
+          <w:p>
+            <w:pPr>
+              <w:pStyle w:val="Compact"/>
+              <w:jc w:val="left"/>
+            </w:pPr>
+            <w:r>
+              <w:t>Live Menti poll (embedded), QR on slide</w:t>
+            </w:r>
+          </w:p>
+        </w:tc>
+        <w:tc>
+          <w:tcPr/>
+          <w:p>
+            <w:pPr>
+              <w:pStyle w:val="Compact"/>
+              <w:jc w:val="left"/>
+            </w:pPr>
+            <w:r>
+              <w:t>The Menti poll; QR is in the deck</w:t>
+            </w:r>
+          </w:p>
+        </w:tc>
+        <w:tc>
+          <w:tcPr/>
+          <w:p>
+            <w:pPr>
+              <w:pStyle w:val="Compact"/>
+              <w:jc w:val="left"/>
+            </w:pPr>
+            <w:r>
+              <w:t>Single MC at the decision moment: “On this randomised result, do you scale GreenWaste nationally?” Options: Scale it / Do not scale / Not sure yet. The estimate clears the 1,000 AED bar but the confidence interval spans it, so the room should split; take a few “why” answers. Reinforces that the interval, not the point estimate, decides. PwC: create the poll in Menti (same presentation as the other polls).</w:t>
+            </w:r>
+            <w:r/>
+            <w:r/>
+            <w:r/>
+            <w:r/>
+            <w:r/>
+            <w:r/>
+            <w:r/>
+            <w:r/>
+            <w:r/>
+            <w:r/>
+            <w:r/>
+            <w:r/>
+          </w:p>
+        </w:tc>
+        <w:tc>
+          <w:tcPr/>
+          <w:p>
+            <w:pPr>
+              <w:pStyle w:val="Compact"/>
+              <w:jc w:val="left"/>
+            </w:pPr>
+            <w:r>
+              <w:t>Menti poll to build</w:t>
             </w:r>
           </w:p>
         </w:tc>

--- a/Module_2_Oct_2026_v2/Module2_exercise_plan.docx
+++ b/Module_2_Oct_2026_v2/Module2_exercise_plan.docx
@@ -552,7 +552,7 @@
           <w:i/>
           <w:iCs/>
         </w:rPr>
-        <w:t>Now drafted. Runs on a fictional automated-speed-camera dataset (the case names no real body); every figure carries an illustrative-data disclaimer.</w:t>
+        <w:t>Revised 24 Sep. Runs on a fictional automated-speed-camera dataset (the case names no real body); every figure carries an illustrative-data disclaimer. The session is now descriptive and run live: the trainer runs R in the browser (webR, needs internet) to open the data, graph it and measure the before-and-after change in camera sectors, using the Session 1 vocabulary. It ends on “compared to what?” and hands over to Session 3. The case is not reused in later sessions. The old AI Snapshot (“three sentences for a decision-maker” on a DiD table) is replaced by the chart exercise below, and the annotate handout now uses the before-and-after regression output.</w:t>
       </w:r>
     </w:p>
     <w:tbl>
@@ -676,7 +676,7 @@
               <w:pStyle w:val="Compact"/>
             </w:pPr>
             <w:r>
-              <w:t>~0:20 · Section 2, “Would you fund the extension?”</w:t>
+              <w:t>~0:32 · Section 3, “Would you fund the extension?”; results revisited ~1:18 in Section 6, “Look back at your vote”</w:t>
             </w:r>
           </w:p>
         </w:tc>
@@ -702,37 +702,33 @@
               <w:pStyle w:val="Compact"/>
             </w:pPr>
             <w:r>
-              <w:t>The Menti poll; QR is in the deck</w:t>
-            </w:r>
-          </w:p>
-        </w:tc>
-        <w:tc>
-          <w:tcPr>
-            <w:tcW w:w="0" w:type="auto"/>
-          </w:tcPr>
-          <w:p>
-            <w:pPr>
-              <w:pStyle w:val="Compact"/>
-            </w:pPr>
-            <w:r>
-              <w:t xml:space="preserve">Single MC on the headline (−22% before-and-after): “Would you commit the money?” Options: Yes / No / Not on this alone. Same poll shape as Session 1: the room commits before seeing the comparison group. PwC: </w:t>
-            </w:r>
-            <w:r>
-              <w:lastRenderedPageBreak/>
-              <w:t>create the poll in Menti.</w:t>
-            </w:r>
-          </w:p>
-        </w:tc>
-        <w:tc>
-          <w:tcPr>
-            <w:tcW w:w="0" w:type="auto"/>
-          </w:tcPr>
-          <w:p>
-            <w:pPr>
-              <w:pStyle w:val="Compact"/>
-            </w:pPr>
-            <w:r>
-              <w:lastRenderedPageBreak/>
+              <w:t>The Menti poll; QR and results embed are in the deck (set MENTI_CODE and MENTI_EMBED)</w:t>
+            </w:r>
+          </w:p>
+        </w:tc>
+        <w:tc>
+          <w:tcPr>
+            <w:tcW w:w="0" w:type="auto"/>
+          </w:tcPr>
+          <w:p>
+            <w:pPr>
+              <w:pStyle w:val="Compact"/>
+            </w:pPr>
+            <w:r>
+              <w:t>Single MC on the before-and-after chart for camera sectors only (11.5 to 9.0 injury collisions per segment): “Would you commit the money to extend them?” Options: Yes / No / Not on this alone. Results are shown again after the room sees that roads without cameras also improved.</w:t>
+            </w:r>
+            <w:r/>
+          </w:p>
+        </w:tc>
+        <w:tc>
+          <w:tcPr>
+            <w:tcW w:w="0" w:type="auto"/>
+          </w:tcPr>
+          <w:p>
+            <w:pPr>
+              <w:pStyle w:val="Compact"/>
+            </w:pPr>
+            <w:r>
               <w:t>Menti poll to build</w:t>
             </w:r>
           </w:p>
@@ -748,78 +744,316 @@
               <w:pStyle w:val="Compact"/>
             </w:pPr>
             <w:r>
-              <w:t>AI Snapshot — mark up “three sentences for a decision-maker”</w:t>
-            </w:r>
-          </w:p>
-        </w:tc>
-        <w:tc>
-          <w:tcPr>
-            <w:tcW w:w="0" w:type="auto"/>
-          </w:tcPr>
-          <w:p>
-            <w:pPr>
-              <w:pStyle w:val="Compact"/>
-            </w:pPr>
-            <w:r>
-              <w:t>~0:38 · Section 4, “AI Snapshot”</w:t>
-            </w:r>
-          </w:p>
-        </w:tc>
-        <w:tc>
-          <w:tcPr>
-            <w:tcW w:w="0" w:type="auto"/>
-          </w:tcPr>
-          <w:p>
-            <w:pPr>
-              <w:pStyle w:val="Compact"/>
-            </w:pPr>
-            <w:r>
-              <w:t>Small-group hands-on + AI (mark-up demo)</w:t>
-            </w:r>
-          </w:p>
-        </w:tc>
-        <w:tc>
-          <w:tcPr>
-            <w:tcW w:w="0" w:type="auto"/>
-          </w:tcPr>
-          <w:p>
-            <w:pPr>
-              <w:pStyle w:val="Compact"/>
-            </w:pPr>
-            <w:r>
-              <w:t>Printed copy of the flawed AI answer, one per group; a device with AI access per group; a printed copy of the results table</w:t>
-            </w:r>
-          </w:p>
-        </w:tc>
-        <w:tc>
-          <w:tcPr>
-            <w:tcW w:w="0" w:type="auto"/>
-          </w:tcPr>
-          <w:p>
-            <w:pPr>
-              <w:pStyle w:val="Compact"/>
-            </w:pPr>
-            <w:r>
-              <w:t>Groups paste the results table with the prompt “Explain this result to a decision-maker in three sentences. They have a rule: avoid 2.0 collisions per segment per round to be funded”</w:t>
-            </w:r>
-            <w:r>
-              <w:t xml:space="preserve">, then mark up the response. Three planted problems: the 22% is real but not the impact (the true estimate is 1.13), “likely to be even larger” </w:t>
-            </w:r>
-            <w:r>
-              <w:t>is invented, and the flagged closing sentence recommends national funding the table does not support. PwC: print the flawed answer with room to annotate, plus a facilitator key naming the three errors, and the results table. Swap in Fiona’s real capture when available. This session’s AI Snapshot is the shorter demo-plus-debrief form, not the full bad-prompt/good-prompt group exercise.</w:t>
-            </w:r>
-          </w:p>
-        </w:tc>
-        <w:tc>
-          <w:tcPr>
-            <w:tcW w:w="0" w:type="auto"/>
-          </w:tcPr>
-          <w:p>
-            <w:pPr>
-              <w:pStyle w:val="Compact"/>
-            </w:pPr>
-            <w:r>
-              <w:t>Handout to build (real capture to be swapped in)</w:t>
+              <w:t>Call the number — live-code predictions</w:t>
+            </w:r>
+          </w:p>
+        </w:tc>
+        <w:tc>
+          <w:tcPr>
+            <w:tcW w:w="0" w:type="auto"/>
+          </w:tcPr>
+          <w:p>
+            <w:pPr>
+              <w:pStyle w:val="Compact"/>
+            </w:pPr>
+            <w:r>
+              <w:t>Throughout Sections 2–4 (e.g. “How many road segments?”, “Which number is the change?”)</w:t>
+            </w:r>
+          </w:p>
+        </w:tc>
+        <w:tc>
+          <w:tcPr>
+            <w:tcW w:w="0" w:type="auto"/>
+          </w:tcPr>
+          <w:p>
+            <w:pPr>
+              <w:pStyle w:val="Compact"/>
+            </w:pPr>
+            <w:r>
+              <w:t>Whole-room verbal prediction before the trainer presses Run</w:t>
+            </w:r>
+          </w:p>
+        </w:tc>
+        <w:tc>
+          <w:tcPr>
+            <w:tcW w:w="0" w:type="auto"/>
+          </w:tcPr>
+          <w:p>
+            <w:pPr>
+              <w:pStyle w:val="Compact"/>
+            </w:pPr>
+            <w:r>
+              <w:t>None</w:t>
+            </w:r>
+          </w:p>
+        </w:tc>
+        <w:tc>
+          <w:tcPr>
+            <w:tcW w:w="0" w:type="auto"/>
+          </w:tcPr>
+          <w:p>
+            <w:pPr>
+              <w:pStyle w:val="Compact"/>
+            </w:pPr>
+            <w:r>
+              <w:t>No build. Participants say a number or pick a row before each live result appears.</w:t>
+            </w:r>
+            <w:r/>
+          </w:p>
+        </w:tc>
+        <w:tc>
+          <w:tcPr>
+            <w:tcW w:w="0" w:type="auto"/>
+          </w:tcPr>
+          <w:p>
+            <w:pPr>
+              <w:pStyle w:val="Compact"/>
+            </w:pPr>
+            <w:r>
+              <w:t>In slides</w:t>
+            </w:r>
+          </w:p>
+        </w:tc>
+      </w:tr>
+      <w:tr>
+        <w:tc>
+          <w:tcPr>
+            <w:tcW w:w="0" w:type="auto"/>
+          </w:tcPr>
+          <w:p>
+            <w:pPr>
+              <w:pStyle w:val="Compact"/>
+            </w:pPr>
+            <w:r>
+              <w:t>AI Snapshot — ask AI to read the chart</w:t>
+            </w:r>
+          </w:p>
+        </w:tc>
+        <w:tc>
+          <w:tcPr>
+            <w:tcW w:w="0" w:type="auto"/>
+          </w:tcPr>
+          <w:p>
+            <w:pPr>
+              <w:pStyle w:val="Compact"/>
+            </w:pPr>
+            <w:r>
+              <w:t>~0:55–1:10 · Section 5, “AI Snapshot”, “Debrief”, “A better prompt”</w:t>
+            </w:r>
+          </w:p>
+        </w:tc>
+        <w:tc>
+          <w:tcPr>
+            <w:tcW w:w="0" w:type="auto"/>
+          </w:tcPr>
+          <w:p>
+            <w:pPr>
+              <w:pStyle w:val="Compact"/>
+            </w:pPr>
+            <w:r>
+              <w:t>Pair hands-on + AI (mark-up, then bad vs good prompt)</w:t>
+            </w:r>
+          </w:p>
+        </w:tc>
+        <w:tc>
+          <w:tcPr>
+            <w:tcW w:w="0" w:type="auto"/>
+          </w:tcPr>
+          <w:p>
+            <w:pPr>
+              <w:pStyle w:val="Compact"/>
+            </w:pPr>
+            <w:r>
+              <w:t>Printed before-and-after bar chart with the flawed AI answer beneath it, one per pair; two prompt cards; one device with AI access per pair</w:t>
+            </w:r>
+          </w:p>
+        </w:tc>
+        <w:tc>
+          <w:tcPr>
+            <w:tcW w:w="0" w:type="auto"/>
+          </w:tcPr>
+          <w:p>
+            <w:pPr>
+              <w:pStyle w:val="Compact"/>
+            </w:pPr>
+            <w:r>
+              <w:t>(1) Pairs mark up the illustrative AI answer to “What does this chart show? Did the cameras work?”. Planted errors: an invented p-value, a causal claim from a before-and-after chart, an invented “consistent across all road types”, and a recommendation with no rule or comparison. (2) Pairs run the short prompt and the better prompt (on the “A better prompt” slide) on a photo of the chart and compare. Card text is on the slides. Swap in a real captured AI answer if Fiona gets one.</w:t>
+            </w:r>
+            <w:r/>
+          </w:p>
+        </w:tc>
+        <w:tc>
+          <w:tcPr>
+            <w:tcW w:w="0" w:type="auto"/>
+          </w:tcPr>
+          <w:p>
+            <w:pPr>
+              <w:pStyle w:val="Compact"/>
+            </w:pPr>
+            <w:r>
+              <w:t>Handout + cards to build</w:t>
+            </w:r>
+          </w:p>
+        </w:tc>
+      </w:tr>
+      <w:tr>
+        <w:tc>
+          <w:tcPr>
+            <w:tcW w:w="0" w:type="auto"/>
+          </w:tcPr>
+          <w:p>
+            <w:pPr>
+              <w:pStyle w:val="Compact"/>
+            </w:pPr>
+            <w:r>
+              <w:t>“Compared to what?” table discussion</w:t>
+            </w:r>
+          </w:p>
+        </w:tc>
+        <w:tc>
+          <w:tcPr>
+            <w:tcW w:w="0" w:type="auto"/>
+          </w:tcPr>
+          <w:p>
+            <w:pPr>
+              <w:pStyle w:val="Compact"/>
+            </w:pPr>
+            <w:r>
+              <w:t>~1:10 · Section 6, “What else happened between 2019 and 2021?”</w:t>
+            </w:r>
+          </w:p>
+        </w:tc>
+        <w:tc>
+          <w:tcPr>
+            <w:tcW w:w="0" w:type="auto"/>
+          </w:tcPr>
+          <w:p>
+            <w:pPr>
+              <w:pStyle w:val="Compact"/>
+            </w:pPr>
+            <w:r>
+              <w:t>Table discussion (no tech)</w:t>
+            </w:r>
+          </w:p>
+        </w:tc>
+        <w:tc>
+          <w:tcPr>
+            <w:tcW w:w="0" w:type="auto"/>
+          </w:tcPr>
+          <w:p>
+            <w:pPr>
+              <w:pStyle w:val="Compact"/>
+            </w:pPr>
+            <w:r>
+              <w:t>None (optional flipchart)</w:t>
+            </w:r>
+          </w:p>
+        </w:tc>
+        <w:tc>
+          <w:tcPr>
+            <w:tcW w:w="0" w:type="auto"/>
+          </w:tcPr>
+          <w:p>
+            <w:pPr>
+              <w:pStyle w:val="Compact"/>
+            </w:pPr>
+            <w:r>
+              <w:t>Tables list two or three things apart from cameras that could have cut collisions, and what they would compare the camera roads with. No build.</w:t>
+            </w:r>
+            <w:r/>
+          </w:p>
+        </w:tc>
+        <w:tc>
+          <w:tcPr>
+            <w:tcW w:w="0" w:type="auto"/>
+          </w:tcPr>
+          <w:p>
+            <w:pPr>
+              <w:pStyle w:val="Compact"/>
+            </w:pPr>
+            <w:r>
+              <w:t>In slides</w:t>
+            </w:r>
+          </w:p>
+        </w:tc>
+      </w:tr>
+      <w:tr>
+        <w:tc>
+          <w:tcPr>
+            <w:tcW w:w="0" w:type="auto"/>
+          </w:tcPr>
+          <w:p>
+            <w:pPr>
+              <w:pStyle w:val="Compact"/>
+            </w:pPr>
+            <w:r>
+              <w:t>Annotate this output</w:t>
+            </w:r>
+          </w:p>
+        </w:tc>
+        <w:tc>
+          <w:tcPr>
+            <w:tcW w:w="0" w:type="auto"/>
+          </w:tcPr>
+          <w:p>
+            <w:pPr>
+              <w:pStyle w:val="Compact"/>
+            </w:pPr>
+            <w:r>
+              <w:t>~1:20 · Section 7, “Annotate this output”</w:t>
+            </w:r>
+          </w:p>
+        </w:tc>
+        <w:tc>
+          <w:tcPr>
+            <w:tcW w:w="0" w:type="auto"/>
+          </w:tcPr>
+          <w:p>
+            <w:pPr>
+              <w:pStyle w:val="Compact"/>
+            </w:pPr>
+            <w:r>
+              <w:t>Individual hands-on (printed handout)</w:t>
+            </w:r>
+          </w:p>
+        </w:tc>
+        <w:tc>
+          <w:tcPr>
+            <w:tcW w:w="0" w:type="auto"/>
+          </w:tcPr>
+          <w:p>
+            <w:pPr>
+              <w:pStyle w:val="Compact"/>
+            </w:pPr>
+            <w:r>
+              <w:t>Printed regression output, one per participant</w:t>
+            </w:r>
+          </w:p>
+        </w:tc>
+        <w:tc>
+          <w:tcPr>
+            <w:tcW w:w="0" w:type="auto"/>
+          </w:tcPr>
+          <w:p>
+            <w:pPr>
+              <w:pStyle w:val="Compact"/>
+            </w:pPr>
+            <w:r>
+              <w:t>One-page handout with the before-and-after regression table (camera sectors only; rows (Intercept) and round; columns Estimate, Std. Error, p-value, CI Lower, CI Upper; values on the slide) and four tasks: circle the change, box its confidence interval, underline the 2019 average and say why it is not an effect, write the comparison you would ask the evaluator for.</w:t>
+            </w:r>
+            <w:r/>
+          </w:p>
+        </w:tc>
+        <w:tc>
+          <w:tcPr>
+            <w:tcW w:w="0" w:type="auto"/>
+          </w:tcPr>
+          <w:p>
+            <w:pPr>
+              <w:pStyle w:val="Compact"/>
+            </w:pPr>
+            <w:r>
+              <w:t>Handout to build</w:t>
             </w:r>
           </w:p>
         </w:tc>
@@ -1454,6 +1688,86 @@
               <w:pStyle w:val="Compact"/>
             </w:pPr>
             <w:r>
+              <w:t>Ask AI first: questions for the evaluator (OPTIONAL)</w:t>
+            </w:r>
+          </w:p>
+        </w:tc>
+        <w:tc>
+          <w:tcPr>
+            <w:tcW w:w="0" w:type="auto"/>
+          </w:tcPr>
+          <w:p>
+            <w:pPr>
+              <w:pStyle w:val="Compact"/>
+            </w:pPr>
+            <w:r>
+              <w:t>~1:03 · Section 7, “Your turn: ask AI first”, just before the questions slide</w:t>
+            </w:r>
+          </w:p>
+        </w:tc>
+        <w:tc>
+          <w:tcPr>
+            <w:tcW w:w="0" w:type="auto"/>
+          </w:tcPr>
+          <w:p>
+            <w:pPr>
+              <w:pStyle w:val="Compact"/>
+            </w:pPr>
+            <w:r>
+              <w:t>Pair/individual hands-on + AI</w:t>
+            </w:r>
+          </w:p>
+        </w:tc>
+        <w:tc>
+          <w:tcPr>
+            <w:tcW w:w="0" w:type="auto"/>
+          </w:tcPr>
+          <w:p>
+            <w:pPr>
+              <w:pStyle w:val="Compact"/>
+            </w:pPr>
+            <w:r>
+              <w:t>A device with AI access per pair; none printed</w:t>
+            </w:r>
+          </w:p>
+        </w:tc>
+        <w:tc>
+          <w:tcPr>
+            <w:tcW w:w="0" w:type="auto"/>
+          </w:tcPr>
+          <w:p>
+            <w:pPr>
+              <w:pStyle w:val="Compact"/>
+            </w:pPr>
+            <w:r>
+              <w:t>Participants ask an AI: “I am a commissioner about to hear an evaluator present a randomised controlled trial (RCT) result. What are the key questions I should ask? Fit them on one slide.” Three minutes, then the trainer reveals the session’s question list and the room compares: what did the AI miss, add, or get wrong? Optional: if time is short the trainer skips straight to the list.</w:t>
+            </w:r>
+          </w:p>
+        </w:tc>
+        <w:tc>
+          <w:tcPr>
+            <w:tcW w:w="0" w:type="auto"/>
+          </w:tcPr>
+          <w:p>
+            <w:pPr>
+              <w:pStyle w:val="Compact"/>
+            </w:pPr>
+            <w:r>
+              <w:t>In slides (no build)</w:t>
+            </w:r>
+          </w:p>
+        </w:tc>
+      </w:tr>
+      <w:tr>
+        <w:tc>
+          <w:tcPr>
+            <w:tcW w:w="0" w:type="auto"/>
+          </w:tcPr>
+          <w:p>
+            <w:pPr>
+              <w:pStyle w:val="Compact"/>
+            </w:pPr>
+            <w:r>
               <w:t>Closing “three questions” take-away card</w:t>
             </w:r>
           </w:p>
@@ -2131,6 +2445,86 @@
           </w:p>
         </w:tc>
       </w:tr>
+      <w:tr>
+        <w:tc>
+          <w:tcPr>
+            <w:tcW w:w="0" w:type="auto"/>
+          </w:tcPr>
+          <w:p>
+            <w:pPr>
+              <w:pStyle w:val="Compact"/>
+            </w:pPr>
+            <w:r>
+              <w:t>Ask AI first: questions for the evaluator (OPTIONAL)</w:t>
+            </w:r>
+          </w:p>
+        </w:tc>
+        <w:tc>
+          <w:tcPr>
+            <w:tcW w:w="0" w:type="auto"/>
+          </w:tcPr>
+          <w:p>
+            <w:pPr>
+              <w:pStyle w:val="Compact"/>
+            </w:pPr>
+            <w:r>
+              <w:t>~1:25 · Close, “Your turn: ask AI first”, just before the questions slide</w:t>
+            </w:r>
+          </w:p>
+        </w:tc>
+        <w:tc>
+          <w:tcPr>
+            <w:tcW w:w="0" w:type="auto"/>
+          </w:tcPr>
+          <w:p>
+            <w:pPr>
+              <w:pStyle w:val="Compact"/>
+            </w:pPr>
+            <w:r>
+              <w:t>Pair/individual hands-on + AI</w:t>
+            </w:r>
+          </w:p>
+        </w:tc>
+        <w:tc>
+          <w:tcPr>
+            <w:tcW w:w="0" w:type="auto"/>
+          </w:tcPr>
+          <w:p>
+            <w:pPr>
+              <w:pStyle w:val="Compact"/>
+            </w:pPr>
+            <w:r>
+              <w:t>A device with AI access per pair; none printed</w:t>
+            </w:r>
+          </w:p>
+        </w:tc>
+        <w:tc>
+          <w:tcPr>
+            <w:tcW w:w="0" w:type="auto"/>
+          </w:tcPr>
+          <w:p>
+            <w:pPr>
+              <w:pStyle w:val="Compact"/>
+            </w:pPr>
+            <w:r>
+              <w:t>Participants ask an AI: “I am a commissioner about to hear an evaluator present a DiD result. What are the key questions I should ask? Fit them on one slide.” Three minutes, then the trainer reveals the session’s own question list and the room compares: what did the AI miss, add, or get wrong? Optional: if time is short the trainer skips straight to the list.</w:t>
+            </w:r>
+          </w:p>
+        </w:tc>
+        <w:tc>
+          <w:tcPr>
+            <w:tcW w:w="0" w:type="auto"/>
+          </w:tcPr>
+          <w:p>
+            <w:pPr>
+              <w:pStyle w:val="Compact"/>
+            </w:pPr>
+            <w:r>
+              <w:t>In slides (no build)</w:t>
+            </w:r>
+          </w:p>
+        </w:tc>
+      </w:tr>
     </w:tbl>
     <w:p>
       <w:r>
@@ -2773,6 +3167,86 @@
             <w:r>
               <w:lastRenderedPageBreak/>
               <w:t>final</w:t>
+            </w:r>
+          </w:p>
+        </w:tc>
+      </w:tr>
+      <w:tr>
+        <w:tc>
+          <w:tcPr>
+            <w:tcW w:w="0" w:type="auto"/>
+          </w:tcPr>
+          <w:p>
+            <w:pPr>
+              <w:pStyle w:val="Compact"/>
+            </w:pPr>
+            <w:r>
+              <w:t>Ask AI first: questions for the evaluator (OPTIONAL)</w:t>
+            </w:r>
+          </w:p>
+        </w:tc>
+        <w:tc>
+          <w:tcPr>
+            <w:tcW w:w="0" w:type="auto"/>
+          </w:tcPr>
+          <w:p>
+            <w:pPr>
+              <w:pStyle w:val="Compact"/>
+            </w:pPr>
+            <w:r>
+              <w:t>~1:25 · Close, “Your turn: ask AI first”, just before the questions slide</w:t>
+            </w:r>
+          </w:p>
+        </w:tc>
+        <w:tc>
+          <w:tcPr>
+            <w:tcW w:w="0" w:type="auto"/>
+          </w:tcPr>
+          <w:p>
+            <w:pPr>
+              <w:pStyle w:val="Compact"/>
+            </w:pPr>
+            <w:r>
+              <w:t>Pair/individual hands-on + AI</w:t>
+            </w:r>
+          </w:p>
+        </w:tc>
+        <w:tc>
+          <w:tcPr>
+            <w:tcW w:w="0" w:type="auto"/>
+          </w:tcPr>
+          <w:p>
+            <w:pPr>
+              <w:pStyle w:val="Compact"/>
+            </w:pPr>
+            <w:r>
+              <w:t>A device with AI access per pair; none printed</w:t>
+            </w:r>
+          </w:p>
+        </w:tc>
+        <w:tc>
+          <w:tcPr>
+            <w:tcW w:w="0" w:type="auto"/>
+          </w:tcPr>
+          <w:p>
+            <w:pPr>
+              <w:pStyle w:val="Compact"/>
+            </w:pPr>
+            <w:r>
+              <w:t>Participants ask an AI: “I am a commissioner about to hear an evaluator present a RDD result. What are the key questions I should ask? Fit them on one slide.” Three minutes, then the trainer reveals the session’s own question list and the room compares: what did the AI miss, add, or get wrong? Optional: if time is short the trainer skips straight to the list.</w:t>
+            </w:r>
+          </w:p>
+        </w:tc>
+        <w:tc>
+          <w:tcPr>
+            <w:tcW w:w="0" w:type="auto"/>
+          </w:tcPr>
+          <w:p>
+            <w:pPr>
+              <w:pStyle w:val="Compact"/>
+            </w:pPr>
+            <w:r>
+              <w:t>In slides (no build)</w:t>
             </w:r>
           </w:p>
         </w:tc>
@@ -3298,6 +3772,86 @@
             </w:pPr>
             <w:r>
               <w:t>Handout (optional)</w:t>
+            </w:r>
+          </w:p>
+        </w:tc>
+      </w:tr>
+      <w:tr>
+        <w:tc>
+          <w:tcPr>
+            <w:tcW w:w="0" w:type="auto"/>
+          </w:tcPr>
+          <w:p>
+            <w:pPr>
+              <w:pStyle w:val="Compact"/>
+            </w:pPr>
+            <w:r>
+              <w:t>Ask AI first: questions for the evaluator (OPTIONAL)</w:t>
+            </w:r>
+          </w:p>
+        </w:tc>
+        <w:tc>
+          <w:tcPr>
+            <w:tcW w:w="0" w:type="auto"/>
+          </w:tcPr>
+          <w:p>
+            <w:pPr>
+              <w:pStyle w:val="Compact"/>
+            </w:pPr>
+            <w:r>
+              <w:t>~1:50 · Close, “Your turn: ask AI first”, just before the questions slide</w:t>
+            </w:r>
+          </w:p>
+        </w:tc>
+        <w:tc>
+          <w:tcPr>
+            <w:tcW w:w="0" w:type="auto"/>
+          </w:tcPr>
+          <w:p>
+            <w:pPr>
+              <w:pStyle w:val="Compact"/>
+            </w:pPr>
+            <w:r>
+              <w:t>Pair/individual hands-on + AI</w:t>
+            </w:r>
+          </w:p>
+        </w:tc>
+        <w:tc>
+          <w:tcPr>
+            <w:tcW w:w="0" w:type="auto"/>
+          </w:tcPr>
+          <w:p>
+            <w:pPr>
+              <w:pStyle w:val="Compact"/>
+            </w:pPr>
+            <w:r>
+              <w:t>A device with AI access per pair; none printed</w:t>
+            </w:r>
+          </w:p>
+        </w:tc>
+        <w:tc>
+          <w:tcPr>
+            <w:tcW w:w="0" w:type="auto"/>
+          </w:tcPr>
+          <w:p>
+            <w:pPr>
+              <w:pStyle w:val="Compact"/>
+            </w:pPr>
+            <w:r>
+              <w:t>Participants ask an AI: “I am a commissioner about to hear an evaluator present a matching result. What are the key questions I should ask? Fit them on one slide.” Three minutes, then the trainer reveals the session’s own question list and the room compares: what did the AI miss, add, or get wrong? Optional: if time is short the trainer skips straight to the list.</w:t>
+            </w:r>
+          </w:p>
+        </w:tc>
+        <w:tc>
+          <w:tcPr>
+            <w:tcW w:w="0" w:type="auto"/>
+          </w:tcPr>
+          <w:p>
+            <w:pPr>
+              <w:pStyle w:val="Compact"/>
+            </w:pPr>
+            <w:r>
+              <w:t>In slides (no build)</w:t>
             </w:r>
           </w:p>
         </w:tc>
